--- a/packages/frontend/public/templates/발신번호_등록_위임장.docx
+++ b/packages/frontend/public/templates/발신번호_등록_위임장.docx
@@ -932,20 +932,6 @@
           <w:szCs w:val="22"/>
         </w:rPr>
         <w:t xml:space="preserve">위임자(법인):                                          (인)</w:t>
-      </w:r>
-    </w:p>
-    <w:p>
-      <w:pPr>
-        <w:spacing w:after="80"/>
-        <w:jc w:val="right"/>
-      </w:pPr>
-      <w:r>
-        <w:rPr>
-          <w:rFonts w:ascii="맑은 고딕" w:cs="맑은 고딕" w:eastAsia="맑은 고딕" w:hAnsi="맑은 고딕"/>
-          <w:sz w:val="22"/>
-          <w:szCs w:val="22"/>
-        </w:rPr>
-        <w:t xml:space="preserve">대표자:                                                    (서명)</w:t>
       </w:r>
     </w:p>
     <w:p>
